--- a/human_baseline_final_20261019/02_학위논문_및_발표/실험결과종합_및_HumanBaseline비교_개정.docx
+++ b/human_baseline_final_20261019/02_학위논문_및_발표/실험결과종합_및_HumanBaseline비교_개정.docx
@@ -3824,7 +3824,7 @@
               <w:br/>
               <w:t>권고 − Human baseline</w:t>
               <w:br/>
-              <w:t>[95% 구간]</w:t>
+              <w:t>[차이의 95% 신뢰구간]</w:t>
             </w:r>
           </w:p>
         </w:tc>
